--- a/report_template/template_main/tHRR_CustomEdition_LYZL_v1.2.0.docx
+++ b/report_template/template_main/tHRR_CustomEdition_LYZL_v1.2.0.docx
@@ -3053,6 +3053,7 @@
                 <w:sz w:val="17"/>
                 <w:szCs w:val="17"/>
               </w:rPr>
+              <w:lastRenderedPageBreak/>
               <w:t>未检测到此类变异</w:t>
             </w:r>
           </w:p>
@@ -7649,6 +7650,7 @@
           <w:color w:val="1E7648"/>
           <w:szCs w:val="21"/>
         </w:rPr>
+        <w:lastRenderedPageBreak/>
         <w:t>2</w:t>
       </w:r>
       <w:r>
@@ -7734,7 +7736,6 @@
                 <w:sz w:val="18"/>
                 <w:szCs w:val="18"/>
               </w:rPr>
-              <w:lastRenderedPageBreak/>
               <w:t>{</w:t>
             </w:r>
             <w:r>
@@ -11642,7 +11643,7 @@
                 <w:szCs w:val="17"/>
                 <w:lang w:bidi="ar"/>
               </w:rPr>
-              <w:t>{%if lib_quality_control and lib_quality_control.lib_dna_qc and lib_quality_control.lib_dna_qc.library_qty%}{{lib_quality_c</w:t>
+              <w:t>{%if lib_quality_control and lib_quality_control.lib_dna_qc and lib_quality_control.lib_dna_</w:t>
             </w:r>
             <w:r>
               <w:rPr>
@@ -11653,7 +11654,7 @@
                 <w:lang w:bidi="ar"/>
               </w:rPr>
               <w:lastRenderedPageBreak/>
-              <w:t>ontrol.lib_dna_qc.library_qty|replace(“.00”,””)}}{%else%}{%endif%}</w:t>
+              <w:t>qc.library_qty%}{{lib_quality_control.lib_dna_qc.library_qty|replace(“.00”,””)}}{%else%}{%endif%}</w:t>
             </w:r>
           </w:p>
         </w:tc>
@@ -18730,6 +18731,7 @@
                 <w:sz w:val="15"/>
                 <w:szCs w:val="15"/>
               </w:rPr>
+              <w:lastRenderedPageBreak/>
               <w:t>注：</w:t>
             </w:r>
             <w:r>
@@ -18813,7 +18815,6 @@
           <w:szCs w:val="18"/>
           <w:highlight w:val="yellow"/>
         </w:rPr>
-        <w:lastRenderedPageBreak/>
         <w:t>{%p else%}</w:t>
       </w:r>
     </w:p>
@@ -26639,7 +26640,7 @@
           <w:sz w:val="18"/>
           <w:szCs w:val="18"/>
         </w:rPr>
-        <w:t>同源重组修复相关基因突变及HRD状态可以指导PARP抑制剂靶向治疗。目前，全球已有多种PARP抑制剂获批上市，如由FDA批准的奥拉帕利（Olaparib）、鲁卡帕尼（Rucaparib）、尼拉帕利（Niraparib）、他拉唑帕利（Talazoparib）以及近期由NMPA批准的氟唑帕利（Fluzoparib）和帕米帕利（Pamiparib）等，已经相继在卵巢癌、前列腺癌、乳腺癌、胰腺癌等肿瘤中获批诸多适应症，其中也包括以HRR基因突变和HRD作为生物标志物的适应症获批。HRD检测在PARP抑制剂治疗卵巢癌中具有重要的应用价值；在乳腺癌、胰腺癌、前列腺癌中，其对PARP抑制剂或含铂类 药物的临床应用可能也具有潜在的指导价值。</w:t>
+        <w:t>同源重组修复相关基因突变及HRD状态可以指导PARP抑制剂靶向治疗。目前，全球已有多种PARP抑制剂获批上市，如由FDA批准的奥拉帕利（Olaparib）、鲁卡帕尼（Rucaparib）、尼拉帕利（Niraparib）、他拉唑帕利（Talazoparib）以及近期由NMPA批准的氟唑帕利（Fluzoparib）和帕米帕利（Pamiparib）等，已经相继在卵巢癌、前列腺癌、乳腺癌、胰腺癌等肿瘤中获批诸多适应症，其中也包括以HRR基因突变和HRD作为生物标志物的适应症获批。HRD检测在PARP抑制剂治疗卵巢癌中具有重要的应用价值；在乳腺癌、胰腺癌、前列腺癌中，其对PARP抑制剂或含铂类药物的临床应用可能也具有潜在的指导价值。</w:t>
       </w:r>
     </w:p>
     <w:p>
@@ -30147,10 +30148,6 @@
 </file>
 
 <file path=customXml/item1.xml><?xml version="1.0" encoding="utf-8"?>
-<b:Sources xmlns:b="http://schemas.openxmlformats.org/officeDocument/2006/bibliography" xmlns="http://schemas.openxmlformats.org/officeDocument/2006/bibliography" SelectedStyle="\APA.XSL" StyleName="APA"/>
-</file>
-
-<file path=customXml/item2.xml><?xml version="1.0" encoding="utf-8"?>
 <s:customData xmlns="http://www.wps.cn/officeDocument/2013/wpsCustomData" xmlns:s="http://www.wps.cn/officeDocument/2013/wpsCustomData">
   <customSectProps>
     <customSectPr/>
@@ -30161,18 +30158,22 @@
 </s:customData>
 </file>
 
+<file path=customXml/item2.xml><?xml version="1.0" encoding="utf-8"?>
+<b:Sources xmlns:b="http://schemas.openxmlformats.org/officeDocument/2006/bibliography" xmlns="http://schemas.openxmlformats.org/officeDocument/2006/bibliography" SelectedStyle="\APA.XSL" StyleName="APA"/>
+</file>
+
 <file path=customXml/itemProps1.xml><?xml version="1.0" encoding="utf-8"?>
+<ds:datastoreItem xmlns:ds="http://schemas.openxmlformats.org/officeDocument/2006/customXml" ds:itemID="{B1977F7D-205B-4081-913C-38D41E755F92}">
+  <ds:schemaRefs>
+    <ds:schemaRef ds:uri="http://www.wps.cn/officeDocument/2013/wpsCustomData"/>
+  </ds:schemaRefs>
+</ds:datastoreItem>
+</file>
+
+<file path=customXml/itemProps2.xml><?xml version="1.0" encoding="utf-8"?>
 <ds:datastoreItem xmlns:ds="http://schemas.openxmlformats.org/officeDocument/2006/customXml" ds:itemID="{A9B40C53-BC02-498E-AD22-76DB8DB107AA}">
   <ds:schemaRefs>
     <ds:schemaRef ds:uri="http://schemas.openxmlformats.org/officeDocument/2006/bibliography"/>
   </ds:schemaRefs>
 </ds:datastoreItem>
-</file>
-
-<file path=customXml/itemProps2.xml><?xml version="1.0" encoding="utf-8"?>
-<ds:datastoreItem xmlns:ds="http://schemas.openxmlformats.org/officeDocument/2006/customXml" ds:itemID="{B1977F7D-205B-4081-913C-38D41E755F92}">
-  <ds:schemaRefs>
-    <ds:schemaRef ds:uri="http://www.wps.cn/officeDocument/2013/wpsCustomData"/>
-  </ds:schemaRefs>
-</ds:datastoreItem>
 </file>